--- a/EBS/EBS功能说明（2026）.docx
+++ b/EBS/EBS功能说明（2026）.docx
@@ -79,9 +79,9 @@
           <w:noProof/>
         </w:rPr>
         <w:drawing>
-          <wp:inline distT="0" distB="0" distL="0" distR="0" wp14:anchorId="6C99619B" wp14:editId="53426D8B">
-            <wp:extent cx="1328679" cy="1280160"/>
-            <wp:effectExtent l="0" t="0" r="5080" b="0"/>
+          <wp:inline distT="0" distB="0" distL="0" distR="0" wp14:anchorId="6C99619B" wp14:editId="44B222F0">
+            <wp:extent cx="2756452" cy="2655797"/>
+            <wp:effectExtent l="0" t="0" r="6350" b="0"/>
             <wp:docPr id="1" name="图片 1"/>
             <wp:cNvGraphicFramePr>
               <a:graphicFrameLocks xmlns:a="http://schemas.openxmlformats.org/drawingml/2006/main" noChangeAspect="1"/>
@@ -102,7 +102,7 @@
                   <pic:spPr>
                     <a:xfrm>
                       <a:off x="0" y="0"/>
-                      <a:ext cx="1334625" cy="1285889"/>
+                      <a:ext cx="2786060" cy="2684324"/>
                     </a:xfrm>
                     <a:prstGeom prst="rect">
                       <a:avLst/>
@@ -227,6 +227,7 @@
         <w:rPr>
           <w:rFonts w:hint="eastAsia"/>
         </w:rPr>
+        <w:lastRenderedPageBreak/>
         <w:t>安全回路输入（</w:t>
       </w:r>
       <w:r>
@@ -253,45 +254,41 @@
         </w:rPr>
         <w:t>看门狗信号：VCU_WDI（VCU直接推挽输出0–5 V、10 Hz方波）</w:t>
       </w:r>
+    </w:p>
+    <w:p>
       <w:r>
         <w:rPr>
           <w:rFonts w:ascii="微软雅黑" w:eastAsia="微软雅黑" w:hAnsi="微软雅黑"/>
           <w:sz w:val="21"/>
         </w:rPr>
-      </w:r>
+        <w:t>EBS触发：EBS_TRIG（VCU 12 V高有效，经12 V→5 V输入调理）</w:t>
+      </w:r>
+    </w:p>
+    <w:p>
       <w:r>
         <w:rPr>
           <w:rFonts w:ascii="微软雅黑" w:eastAsia="微软雅黑" w:hAnsi="微软雅黑"/>
           <w:sz w:val="21"/>
         </w:rPr>
-      </w:r>
-    </w:p>
-    <w:p>
+        <w:t>VCU反馈继电器状态：VCU_FB（0/12 V）</w:t>
+      </w:r>
+    </w:p>
+    <w:p>
+      <w:proofErr w:type="gramStart"/>
       <w:r>
         <w:rPr>
           <w:rFonts w:ascii="微软雅黑" w:eastAsia="微软雅黑" w:hAnsi="微软雅黑"/>
           <w:sz w:val="21"/>
         </w:rPr>
-        <w:t>EBS触发：EBS_TRIG（VCU 12 V高有效，经12 V→5 V输入调理）</w:t>
-      </w:r>
-    </w:p>
-    <w:p>
+        <w:t>送错误</w:t>
+      </w:r>
+      <w:proofErr w:type="gramEnd"/>
       <w:r>
         <w:rPr>
           <w:rFonts w:ascii="微软雅黑" w:eastAsia="微软雅黑" w:hAnsi="微软雅黑"/>
           <w:sz w:val="21"/>
         </w:rPr>
-        <w:lastRenderedPageBreak/>
-        <w:t>VCU反馈继电器状态：VCU_FB（0/12 V）</w:t>
-      </w:r>
-    </w:p>
-    <w:p>
-      <w:r>
-        <w:rPr>
-          <w:rFonts w:ascii="微软雅黑" w:eastAsia="微软雅黑" w:hAnsi="微软雅黑"/>
-          <w:sz w:val="21"/>
-        </w:rPr>
-        <w:t>送错误锁存板：AS_LOCK（24 V EBS_WORK分压后约4.23 V）</w:t>
+        <w:t>锁存板：AS_LOCK（24 V EBS_WORK分压后约4.23 V）</w:t>
       </w:r>
     </w:p>
     <w:p>
@@ -462,15 +459,7 @@
           <w:b/>
           <w:sz w:val="26"/>
         </w:rPr>
-        <w:t xml:space="preserve">2026 </w:t>
-      </w:r>
-      <w:r>
-        <w:rPr>
-          <w:rFonts w:ascii="微软雅黑" w:eastAsia="微软雅黑" w:hAnsi="微软雅黑"/>
-          <w:b/>
-          <w:sz w:val="26"/>
-        </w:rPr>
-        <w:t>电路接口校订</w:t>
+        <w:t>2026 电路接口校订</w:t>
       </w:r>
     </w:p>
     <w:tbl>
@@ -605,6 +594,7 @@
                 <w:rFonts w:ascii="微软雅黑" w:eastAsia="微软雅黑" w:hAnsi="微软雅黑"/>
                 <w:sz w:val="19"/>
               </w:rPr>
+              <w:lastRenderedPageBreak/>
               <w:t>H1</w:t>
             </w:r>
           </w:p>
@@ -671,9 +661,6 @@
           <w:p>
             <w:pPr>
               <w:spacing w:after="0"/>
-              <w:rPr>
-                <w:rFonts w:hint="eastAsia"/>
-              </w:rPr>
             </w:pPr>
             <w:r>
               <w:rPr>
@@ -681,18 +668,6 @@
                 <w:sz w:val="19"/>
               </w:rPr>
               <w:t>VCU直接推挽输出0–5 V、10 Hz方波；停止翻转或频率异常时UCC2946输出故障</w:t>
-            </w:r>
-            <w:r>
-              <w:rPr>
-                <w:rFonts w:ascii="微软雅黑" w:eastAsia="微软雅黑" w:hAnsi="微软雅黑"/>
-                <w:sz w:val="19"/>
-              </w:rPr>
-            </w:r>
-            <w:r>
-              <w:rPr>
-                <w:rFonts w:ascii="微软雅黑" w:eastAsia="微软雅黑" w:hAnsi="微软雅黑"/>
-                <w:sz w:val="19"/>
-              </w:rPr>
             </w:r>
           </w:p>
         </w:tc>
@@ -786,26 +761,21 @@
               </w:rPr>
               <w:t>VCU 12 V</w:t>
             </w:r>
-            <w:r>
-              <w:rPr>
-                <w:rFonts w:ascii="微软雅黑" w:eastAsia="微软雅黑" w:hAnsi="微软雅黑"/>
-                <w:sz w:val="19"/>
-              </w:rPr>
-              <w:t>高有效触发；须经</w:t>
-            </w:r>
-            <w:r>
-              <w:rPr>
-                <w:rFonts w:ascii="微软雅黑" w:eastAsia="微软雅黑" w:hAnsi="微软雅黑"/>
-                <w:sz w:val="19"/>
-              </w:rPr>
-              <w:t>12 V→5 V</w:t>
-            </w:r>
-            <w:r>
-              <w:rPr>
-                <w:rFonts w:ascii="微软雅黑" w:eastAsia="微软雅黑" w:hAnsi="微软雅黑"/>
-                <w:sz w:val="19"/>
-              </w:rPr>
-              <w:t>调理后进入施密特反相器</w:t>
+            <w:proofErr w:type="gramStart"/>
+            <w:r>
+              <w:rPr>
+                <w:rFonts w:ascii="微软雅黑" w:eastAsia="微软雅黑" w:hAnsi="微软雅黑"/>
+                <w:sz w:val="19"/>
+              </w:rPr>
+              <w:t>高有效</w:t>
+            </w:r>
+            <w:proofErr w:type="gramEnd"/>
+            <w:r>
+              <w:rPr>
+                <w:rFonts w:ascii="微软雅黑" w:eastAsia="微软雅黑" w:hAnsi="微软雅黑"/>
+                <w:sz w:val="19"/>
+              </w:rPr>
+              <w:t>触发；须经12 V→5 V调理后进入施密特反相器</w:t>
             </w:r>
           </w:p>
         </w:tc>
@@ -825,7 +795,6 @@
                 <w:rFonts w:ascii="微软雅黑" w:eastAsia="微软雅黑" w:hAnsi="微软雅黑"/>
                 <w:sz w:val="19"/>
               </w:rPr>
-              <w:lastRenderedPageBreak/>
               <w:t>H1</w:t>
             </w:r>
           </w:p>
@@ -898,35 +867,7 @@
                 <w:rFonts w:ascii="微软雅黑" w:eastAsia="微软雅黑" w:hAnsi="微软雅黑"/>
                 <w:sz w:val="19"/>
               </w:rPr>
-              <w:t>给</w:t>
-            </w:r>
-            <w:r>
-              <w:rPr>
-                <w:rFonts w:ascii="微软雅黑" w:eastAsia="微软雅黑" w:hAnsi="微软雅黑"/>
-                <w:sz w:val="19"/>
-              </w:rPr>
-              <w:t>VCU</w:t>
-            </w:r>
-            <w:r>
-              <w:rPr>
-                <w:rFonts w:ascii="微软雅黑" w:eastAsia="微软雅黑" w:hAnsi="微软雅黑"/>
-                <w:sz w:val="19"/>
-              </w:rPr>
-              <w:t>的</w:t>
-            </w:r>
-            <w:r>
-              <w:rPr>
-                <w:rFonts w:ascii="微软雅黑" w:eastAsia="微软雅黑" w:hAnsi="微软雅黑"/>
-                <w:sz w:val="19"/>
-              </w:rPr>
-              <w:t>0/12 V</w:t>
-            </w:r>
-            <w:r>
-              <w:rPr>
-                <w:rFonts w:ascii="微软雅黑" w:eastAsia="微软雅黑" w:hAnsi="微软雅黑"/>
-                <w:sz w:val="19"/>
-              </w:rPr>
-              <w:t>检查信号；门限和极性须台架确认</w:t>
+              <w:t>给VCU的0/12 V检查信号；门限和极性须台架确认</w:t>
             </w:r>
           </w:p>
         </w:tc>
@@ -1018,35 +959,7 @@
                 <w:rFonts w:ascii="微软雅黑" w:eastAsia="微软雅黑" w:hAnsi="微软雅黑"/>
                 <w:sz w:val="19"/>
               </w:rPr>
-              <w:t>安全回路电压；名义</w:t>
-            </w:r>
-            <w:r>
-              <w:rPr>
-                <w:rFonts w:ascii="微软雅黑" w:eastAsia="微软雅黑" w:hAnsi="微软雅黑"/>
-                <w:sz w:val="19"/>
-              </w:rPr>
-              <w:t>24 V</w:t>
-            </w:r>
-            <w:r>
-              <w:rPr>
-                <w:rFonts w:ascii="微软雅黑" w:eastAsia="微软雅黑" w:hAnsi="微软雅黑"/>
-                <w:sz w:val="19"/>
-              </w:rPr>
-              <w:t>，掉电时</w:t>
-            </w:r>
-            <w:r>
-              <w:rPr>
-                <w:rFonts w:ascii="微软雅黑" w:eastAsia="微软雅黑" w:hAnsi="微软雅黑"/>
-                <w:sz w:val="19"/>
-              </w:rPr>
-              <w:t>RLY2</w:t>
-            </w:r>
-            <w:r>
-              <w:rPr>
-                <w:rFonts w:ascii="微软雅黑" w:eastAsia="微软雅黑" w:hAnsi="微软雅黑"/>
-                <w:sz w:val="19"/>
-              </w:rPr>
-              <w:t>释放</w:t>
+              <w:t>安全回路电压；名义24 V，掉电时RLY2释放</w:t>
             </w:r>
           </w:p>
         </w:tc>
@@ -1138,28 +1051,7 @@
                 <w:rFonts w:ascii="微软雅黑" w:eastAsia="微软雅黑" w:hAnsi="微软雅黑"/>
                 <w:sz w:val="19"/>
               </w:rPr>
-              <w:t>正常约</w:t>
-            </w:r>
-            <w:r>
-              <w:rPr>
-                <w:rFonts w:ascii="微软雅黑" w:eastAsia="微软雅黑" w:hAnsi="微软雅黑"/>
-                <w:sz w:val="19"/>
-              </w:rPr>
-              <w:t>24 V</w:t>
-            </w:r>
-            <w:r>
-              <w:rPr>
-                <w:rFonts w:ascii="微软雅黑" w:eastAsia="微软雅黑" w:hAnsi="微软雅黑"/>
-                <w:sz w:val="19"/>
-              </w:rPr>
-              <w:t>；触发、看门狗异常或掉电时</w:t>
-            </w:r>
-            <w:r>
-              <w:rPr>
-                <w:rFonts w:ascii="微软雅黑" w:eastAsia="微软雅黑" w:hAnsi="微软雅黑"/>
-                <w:sz w:val="19"/>
-              </w:rPr>
-              <w:t>0 V</w:t>
+              <w:t>正常约24 V；触发、看门狗异常或掉电时0 V</w:t>
             </w:r>
           </w:p>
         </w:tc>
@@ -1251,49 +1143,39 @@
                 <w:rFonts w:ascii="微软雅黑" w:eastAsia="微软雅黑" w:hAnsi="微软雅黑"/>
                 <w:sz w:val="19"/>
               </w:rPr>
-              <w:t>EBS_WORK</w:t>
-            </w:r>
-            <w:r>
-              <w:rPr>
-                <w:rFonts w:ascii="微软雅黑" w:eastAsia="微软雅黑" w:hAnsi="微软雅黑"/>
-                <w:sz w:val="19"/>
-              </w:rPr>
-              <w:t>经</w:t>
-            </w:r>
-            <w:r>
-              <w:rPr>
-                <w:rFonts w:ascii="微软雅黑" w:eastAsia="微软雅黑" w:hAnsi="微软雅黑"/>
-                <w:sz w:val="19"/>
-              </w:rPr>
-              <w:t>22 kΩ/4.7 kΩ</w:t>
-            </w:r>
-            <w:r>
-              <w:rPr>
-                <w:rFonts w:ascii="微软雅黑" w:eastAsia="微软雅黑" w:hAnsi="微软雅黑"/>
-                <w:sz w:val="19"/>
-              </w:rPr>
-              <w:t>分压；</w:t>
-            </w:r>
-            <w:r>
-              <w:rPr>
-                <w:rFonts w:ascii="微软雅黑" w:eastAsia="微软雅黑" w:hAnsi="微软雅黑"/>
-                <w:sz w:val="19"/>
-              </w:rPr>
-              <w:t>24 V</w:t>
-            </w:r>
-            <w:r>
-              <w:rPr>
-                <w:rFonts w:ascii="微软雅黑" w:eastAsia="微软雅黑" w:hAnsi="微软雅黑"/>
-                <w:sz w:val="19"/>
-              </w:rPr>
-              <w:t>时约</w:t>
-            </w:r>
-            <w:r>
-              <w:rPr>
-                <w:rFonts w:ascii="微软雅黑" w:eastAsia="微软雅黑" w:hAnsi="微软雅黑"/>
-                <w:sz w:val="19"/>
-              </w:rPr>
-              <w:t>4.23 V</w:t>
+              <w:t xml:space="preserve">EBS_WORK经22 </w:t>
+            </w:r>
+            <w:proofErr w:type="spellStart"/>
+            <w:r>
+              <w:rPr>
+                <w:rFonts w:ascii="微软雅黑" w:eastAsia="微软雅黑" w:hAnsi="微软雅黑"/>
+                <w:sz w:val="19"/>
+              </w:rPr>
+              <w:t>kΩ</w:t>
+            </w:r>
+            <w:proofErr w:type="spellEnd"/>
+            <w:r>
+              <w:rPr>
+                <w:rFonts w:ascii="微软雅黑" w:eastAsia="微软雅黑" w:hAnsi="微软雅黑"/>
+                <w:sz w:val="19"/>
+              </w:rPr>
+              <w:t xml:space="preserve">/4.7 </w:t>
+            </w:r>
+            <w:proofErr w:type="spellStart"/>
+            <w:r>
+              <w:rPr>
+                <w:rFonts w:ascii="微软雅黑" w:eastAsia="微软雅黑" w:hAnsi="微软雅黑"/>
+                <w:sz w:val="19"/>
+              </w:rPr>
+              <w:t>kΩ</w:t>
+            </w:r>
+            <w:proofErr w:type="spellEnd"/>
+            <w:r>
+              <w:rPr>
+                <w:rFonts w:ascii="微软雅黑" w:eastAsia="微软雅黑" w:hAnsi="微软雅黑"/>
+                <w:sz w:val="19"/>
+              </w:rPr>
+              <w:t>分压；24 V时约4.23 V</w:t>
             </w:r>
           </w:p>
         </w:tc>
@@ -1385,35 +1267,7 @@
                 <w:rFonts w:ascii="微软雅黑" w:eastAsia="微软雅黑" w:hAnsi="微软雅黑"/>
                 <w:sz w:val="19"/>
               </w:rPr>
-              <w:t>给</w:t>
-            </w:r>
-            <w:r>
-              <w:rPr>
-                <w:rFonts w:ascii="微软雅黑" w:eastAsia="微软雅黑" w:hAnsi="微软雅黑"/>
-                <w:sz w:val="19"/>
-              </w:rPr>
-              <w:t>VCU</w:t>
-            </w:r>
-            <w:r>
-              <w:rPr>
-                <w:rFonts w:ascii="微软雅黑" w:eastAsia="微软雅黑" w:hAnsi="微软雅黑"/>
-                <w:sz w:val="19"/>
-              </w:rPr>
-              <w:t>的</w:t>
-            </w:r>
-            <w:r>
-              <w:rPr>
-                <w:rFonts w:ascii="微软雅黑" w:eastAsia="微软雅黑" w:hAnsi="微软雅黑"/>
-                <w:sz w:val="19"/>
-              </w:rPr>
-              <w:t>0/12 V</w:t>
-            </w:r>
-            <w:r>
-              <w:rPr>
-                <w:rFonts w:ascii="微软雅黑" w:eastAsia="微软雅黑" w:hAnsi="微软雅黑"/>
-                <w:sz w:val="19"/>
-              </w:rPr>
-              <w:t>继电器状态反馈</w:t>
+              <w:t>给VCU的0/12 V继电器状态反馈</w:t>
             </w:r>
           </w:p>
         </w:tc>
@@ -1505,28 +1359,7 @@
                 <w:rFonts w:ascii="微软雅黑" w:eastAsia="微软雅黑" w:hAnsi="微软雅黑"/>
                 <w:sz w:val="19"/>
               </w:rPr>
-              <w:t>24 V</w:t>
-            </w:r>
-            <w:r>
-              <w:rPr>
-                <w:rFonts w:ascii="微软雅黑" w:eastAsia="微软雅黑" w:hAnsi="微软雅黑"/>
-                <w:sz w:val="19"/>
-              </w:rPr>
-              <w:t>；同时供降压级和</w:t>
-            </w:r>
-            <w:r>
-              <w:rPr>
-                <w:rFonts w:ascii="微软雅黑" w:eastAsia="微软雅黑" w:hAnsi="微软雅黑"/>
-                <w:sz w:val="19"/>
-              </w:rPr>
-              <w:t>24 V</w:t>
-            </w:r>
-            <w:r>
-              <w:rPr>
-                <w:rFonts w:ascii="微软雅黑" w:eastAsia="微软雅黑" w:hAnsi="微软雅黑"/>
-                <w:sz w:val="19"/>
-              </w:rPr>
-              <w:t>继电器</w:t>
+              <w:t>24 V；同时供降压级和24 V继电器</w:t>
             </w:r>
           </w:p>
         </w:tc>
@@ -1640,108 +1473,6 @@
         </w:rPr>
         <w:t>VCU_WDI由VCU直接推挽输出0–5 V、10 Hz方波，可直接进入5 V供电的UCC2946；EBS_TRIG为12 V高有效，须经12 V→5 V输入调理；VCU_FB、EBS_CHECK须验证0/12 V门限、极性、源阻抗和短路电流。</w:t>
       </w:r>
-      <w:r>
-        <w:rPr>
-          <w:rFonts w:ascii="微软雅黑" w:eastAsia="微软雅黑" w:hAnsi="微软雅黑"/>
-          <w:sz w:val="21"/>
-        </w:rPr>
-      </w:r>
-      <w:r>
-        <w:rPr>
-          <w:rFonts w:ascii="微软雅黑" w:eastAsia="微软雅黑" w:hAnsi="微软雅黑"/>
-          <w:sz w:val="21"/>
-        </w:rPr>
-      </w:r>
-      <w:r>
-        <w:rPr>
-          <w:rFonts w:ascii="微软雅黑" w:eastAsia="微软雅黑" w:hAnsi="微软雅黑"/>
-          <w:sz w:val="21"/>
-        </w:rPr>
-      </w:r>
-      <w:r>
-        <w:rPr>
-          <w:rFonts w:ascii="微软雅黑" w:eastAsia="微软雅黑" w:hAnsi="微软雅黑"/>
-          <w:sz w:val="21"/>
-        </w:rPr>
-      </w:r>
-      <w:r>
-        <w:rPr>
-          <w:rFonts w:ascii="微软雅黑" w:eastAsia="微软雅黑" w:hAnsi="微软雅黑"/>
-          <w:sz w:val="21"/>
-        </w:rPr>
-      </w:r>
-      <w:r>
-        <w:rPr>
-          <w:rFonts w:ascii="微软雅黑" w:eastAsia="微软雅黑" w:hAnsi="微软雅黑"/>
-          <w:sz w:val="21"/>
-        </w:rPr>
-      </w:r>
-      <w:r>
-        <w:rPr>
-          <w:rFonts w:ascii="微软雅黑" w:eastAsia="微软雅黑" w:hAnsi="微软雅黑"/>
-          <w:sz w:val="21"/>
-        </w:rPr>
-      </w:r>
-      <w:r>
-        <w:rPr>
-          <w:rFonts w:ascii="微软雅黑" w:eastAsia="微软雅黑" w:hAnsi="微软雅黑"/>
-          <w:sz w:val="21"/>
-        </w:rPr>
-      </w:r>
-      <w:r>
-        <w:rPr>
-          <w:rFonts w:ascii="微软雅黑" w:eastAsia="微软雅黑" w:hAnsi="微软雅黑"/>
-          <w:sz w:val="21"/>
-        </w:rPr>
-      </w:r>
-      <w:r>
-        <w:rPr>
-          <w:rFonts w:ascii="微软雅黑" w:eastAsia="微软雅黑" w:hAnsi="微软雅黑"/>
-          <w:sz w:val="21"/>
-        </w:rPr>
-      </w:r>
-      <w:r>
-        <w:rPr>
-          <w:rFonts w:ascii="微软雅黑" w:eastAsia="微软雅黑" w:hAnsi="微软雅黑"/>
-          <w:sz w:val="21"/>
-        </w:rPr>
-      </w:r>
-      <w:r>
-        <w:rPr>
-          <w:rFonts w:ascii="微软雅黑" w:eastAsia="微软雅黑" w:hAnsi="微软雅黑"/>
-          <w:sz w:val="21"/>
-        </w:rPr>
-      </w:r>
-      <w:r>
-        <w:rPr>
-          <w:rFonts w:ascii="微软雅黑" w:eastAsia="微软雅黑" w:hAnsi="微软雅黑"/>
-          <w:sz w:val="21"/>
-        </w:rPr>
-      </w:r>
-      <w:r>
-        <w:rPr>
-          <w:rFonts w:ascii="微软雅黑" w:eastAsia="微软雅黑" w:hAnsi="微软雅黑"/>
-          <w:sz w:val="21"/>
-        </w:rPr>
-      </w:r>
-      <w:r>
-        <w:rPr>
-          <w:rFonts w:ascii="微软雅黑" w:eastAsia="微软雅黑" w:hAnsi="微软雅黑"/>
-          <w:sz w:val="21"/>
-        </w:rPr>
-      </w:r>
-      <w:r>
-        <w:rPr>
-          <w:rFonts w:ascii="微软雅黑" w:eastAsia="微软雅黑" w:hAnsi="微软雅黑"/>
-          <w:sz w:val="21"/>
-        </w:rPr>
-      </w:r>
-      <w:r>
-        <w:rPr>
-          <w:rFonts w:ascii="微软雅黑" w:eastAsia="微软雅黑" w:hAnsi="微软雅黑"/>
-          <w:sz w:val="21"/>
-        </w:rPr>
-      </w:r>
     </w:p>
     <w:p>
       <w:pPr>
@@ -1766,7 +1497,15 @@
     </w:p>
     <w:p>
       <w:r>
-        <w:t xml:space="preserve">3.1.1 所有第二章第7节规则定义的制动系统要求仍然有效。 </w:t>
+        <w:t xml:space="preserve">3.1.1 </w:t>
+      </w:r>
+      <w:proofErr w:type="gramStart"/>
+      <w:r>
+        <w:t>所有第二</w:t>
+      </w:r>
+      <w:proofErr w:type="gramEnd"/>
+      <w:r>
+        <w:t xml:space="preserve">章第7节规则定义的制动系统要求仍然有效。 </w:t>
       </w:r>
     </w:p>
     <w:p>
@@ -1790,6 +1529,7 @@
         <w:rPr>
           <w:rFonts w:hint="eastAsia"/>
         </w:rPr>
+        <w:lastRenderedPageBreak/>
         <w:t>图</w:t>
       </w:r>
       <w:r>
@@ -1806,7 +1546,21 @@
         <w:rPr>
           <w:rFonts w:hint="eastAsia"/>
         </w:rPr>
-        <w:t>制动。（注意规则第二章</w:t>
+        <w:t>制动。（注意</w:t>
+      </w:r>
+      <w:proofErr w:type="gramStart"/>
+      <w:r>
+        <w:rPr>
+          <w:rFonts w:hint="eastAsia"/>
+        </w:rPr>
+        <w:t>规则第二</w:t>
+      </w:r>
+      <w:proofErr w:type="gramEnd"/>
+      <w:r>
+        <w:rPr>
+          <w:rFonts w:hint="eastAsia"/>
+        </w:rPr>
+        <w:t>章</w:t>
       </w:r>
       <w:r>
         <w:t xml:space="preserve">12.3.1无人车相关规则！） </w:t>
@@ -1814,7 +1568,167 @@
     </w:p>
     <w:p>
       <w:r>
-        <w:t>3.1.4 EBS 可以是制动液压系统的一部分。对于所有没有在规则第二章第 7 节中描述或规定的</w:t>
+        <w:t>3.1.4 EBS 可以是制动液压系统的一部分。对于所有没有在</w:t>
+      </w:r>
+      <w:proofErr w:type="gramStart"/>
+      <w:r>
+        <w:t>规则第二</w:t>
+      </w:r>
+      <w:proofErr w:type="gramEnd"/>
+      <w:r>
+        <w:t>章第 7 节中描述或规定的</w:t>
+      </w:r>
+    </w:p>
+    <w:p>
+      <w:r>
+        <w:rPr>
+          <w:rFonts w:hint="eastAsia"/>
+        </w:rPr>
+        <w:t>气动或者液压</w:t>
+      </w:r>
+      <w:r>
+        <w:t>EBS驱动器，要遵循</w:t>
+      </w:r>
+      <w:proofErr w:type="gramStart"/>
+      <w:r>
+        <w:t>规则第二</w:t>
+      </w:r>
+      <w:proofErr w:type="gramEnd"/>
+      <w:r>
+        <w:t xml:space="preserve">章第10节。 </w:t>
+      </w:r>
+    </w:p>
+    <w:p>
+      <w:r>
+        <w:t>3.1.5 当 EBS 是液压制动系统的一部分时，手动制动驱动器（制动踏板）在无人驾驶时可以断</w:t>
+      </w:r>
+    </w:p>
+    <w:p>
+      <w:r>
+        <w:rPr>
+          <w:rFonts w:hint="eastAsia"/>
+        </w:rPr>
+        <w:t>开。</w:t>
+      </w:r>
+      <w:r>
+        <w:t xml:space="preserve"> </w:t>
+      </w:r>
+    </w:p>
+    <w:p>
+      <w:r>
+        <w:t>3.1.6 必须设计为一个裁判能够轻易释放EBS的系统。该系统在没有电力辅助的情况下工作。</w:t>
+      </w:r>
+    </w:p>
+    <w:p>
+      <w:r>
+        <w:rPr>
+          <w:rFonts w:hint="eastAsia"/>
+        </w:rPr>
+        <w:t>断开操作点最多有两个，且必须相互紧邻，很容易地不需要使用任何工具</w:t>
+      </w:r>
+      <w:r>
+        <w:t>/拆除任何车身部位/</w:t>
+      </w:r>
+    </w:p>
+    <w:p>
+      <w:r>
+        <w:rPr>
+          <w:rFonts w:hint="eastAsia"/>
+        </w:rPr>
+        <w:t>深入驾驶舱内部就可以接触到。必须可以在带着高压绝缘手套时进行操作，且在驾驶时被锥体</w:t>
+      </w:r>
+    </w:p>
+    <w:p>
+      <w:r>
+        <w:rPr>
+          <w:rFonts w:hint="eastAsia"/>
+        </w:rPr>
+        <w:t>撞击时能防止意外启动。</w:t>
+      </w:r>
+      <w:r>
+        <w:t xml:space="preserve"> </w:t>
+      </w:r>
+    </w:p>
+    <w:p>
+      <w:r>
+        <w:t>3.1.7 EBS 释放点必须安装在靠近 ASMS 的位置，或安装在靠近车辆中心线的前隔板和前环之</w:t>
+      </w:r>
+    </w:p>
+    <w:p>
+      <w:r>
+        <w:rPr>
+          <w:rFonts w:hint="eastAsia"/>
+        </w:rPr>
+        <w:t>间的车辆顶部。可通过最多两个简单的推</w:t>
+      </w:r>
+      <w:r>
+        <w:t>/拉 和/或 转动操作进行操作，这些操作的顺序和方</w:t>
+      </w:r>
+    </w:p>
+    <w:p>
+      <w:proofErr w:type="gramStart"/>
+      <w:r>
+        <w:rPr>
+          <w:rFonts w:hint="eastAsia"/>
+        </w:rPr>
+        <w:t>向必须</w:t>
+      </w:r>
+      <w:proofErr w:type="gramEnd"/>
+      <w:r>
+        <w:rPr>
+          <w:rFonts w:hint="eastAsia"/>
+        </w:rPr>
+        <w:t>显示在断开操作点旁边。断开操作点必须为红色。这个点必须被一个长度</w:t>
+      </w:r>
+      <w:r>
+        <w:t xml:space="preserve"> 100mm，宽 </w:t>
+      </w:r>
+    </w:p>
+    <w:p>
+      <w:r>
+        <w:t xml:space="preserve">20mm 的红色箭头与前头上带有白色“EBS release”的 文字标注。 </w:t>
+      </w:r>
+    </w:p>
+    <w:p>
+      <w:r>
+        <w:t>3.1.8 禁止在 EBS 的关键气路中使用</w:t>
+      </w:r>
+      <w:proofErr w:type="gramStart"/>
+      <w:r>
+        <w:t>任何快</w:t>
+      </w:r>
+      <w:proofErr w:type="gramEnd"/>
+      <w:r>
+        <w:t>拆接头，并且任何使用同样能源储存设备并没有合</w:t>
+      </w:r>
+    </w:p>
+    <w:p>
+      <w:proofErr w:type="gramStart"/>
+      <w:r>
+        <w:rPr>
+          <w:rFonts w:hint="eastAsia"/>
+        </w:rPr>
+        <w:t>适</w:t>
+      </w:r>
+      <w:proofErr w:type="gramEnd"/>
+      <w:r>
+        <w:rPr>
+          <w:rFonts w:hint="eastAsia"/>
+        </w:rPr>
+        <w:t>解耦的系统也禁止使用。</w:t>
+      </w:r>
+      <w:r>
+        <w:t xml:space="preserve"> </w:t>
+      </w:r>
+    </w:p>
+    <w:p>
+      <w:r>
+        <w:t xml:space="preserve">3.2 安全性功能 </w:t>
+      </w:r>
+    </w:p>
+    <w:p>
+      <w:r>
+        <w:t>3.2.1 由于 EBS 的安全关键特性的考虑，系统必须能够保持完整的功能性，也可以在任何一个</w:t>
       </w:r>
     </w:p>
     <w:p>
@@ -1823,23 +1737,7 @@
           <w:rFonts w:hint="eastAsia"/>
         </w:rPr>
         <w:lastRenderedPageBreak/>
-        <w:t>气动或者液压</w:t>
-      </w:r>
-      <w:r>
-        <w:t xml:space="preserve">EBS驱动器，要遵循规则第二章第10节。 </w:t>
-      </w:r>
-    </w:p>
-    <w:p>
-      <w:r>
-        <w:t>3.1.5 当 EBS 是液压制动系统的一部分时，手动制动驱动器（制动踏板）在无人驾驶时可以断</w:t>
-      </w:r>
-    </w:p>
-    <w:p>
-      <w:r>
-        <w:rPr>
-          <w:rFonts w:hint="eastAsia"/>
-        </w:rPr>
-        <w:t>开。</w:t>
+        <w:t>失效模式下使赛车自动切换进入安全状态。</w:t>
       </w:r>
       <w:r>
         <w:t xml:space="preserve"> </w:t>
@@ -1847,34 +1745,33 @@
     </w:p>
     <w:p>
       <w:r>
-        <w:t>3.1.6 必须设计为一个裁判能够轻易释放EBS的系统。该系统在没有电力辅助的情况下工作。</w:t>
-      </w:r>
-    </w:p>
-    <w:p>
-      <w:r>
-        <w:rPr>
-          <w:rFonts w:hint="eastAsia"/>
-        </w:rPr>
-        <w:t>断开操作点最多有两个，且必须相互紧邻，很容易地不需要使用任何工具</w:t>
-      </w:r>
-      <w:r>
-        <w:t>/拆除任何车身部位/</w:t>
-      </w:r>
-    </w:p>
-    <w:p>
-      <w:r>
-        <w:rPr>
-          <w:rFonts w:hint="eastAsia"/>
-        </w:rPr>
-        <w:t>深入驾驶舱内部就可以接触到。必须可以在带着高压绝缘手套时进行操作，且在驾驶时被锥体</w:t>
-      </w:r>
-    </w:p>
-    <w:p>
-      <w:r>
-        <w:rPr>
-          <w:rFonts w:hint="eastAsia"/>
-        </w:rPr>
-        <w:t>撞击时能防止意外启动。</w:t>
+        <w:t xml:space="preserve">3.2.2 安全状态是指赛车静止，制动激活以防止赛车移动并且安全回路断开。 </w:t>
+      </w:r>
+    </w:p>
+    <w:p>
+      <w:r>
+        <w:t xml:space="preserve">~ 125 ~ </w:t>
+      </w:r>
+    </w:p>
+    <w:p>
+      <w:r>
+        <w:t>3.2.3 确保进入安全状态，赛车必须表现</w:t>
+      </w:r>
+      <w:proofErr w:type="gramStart"/>
+      <w:r>
+        <w:t>规则第六</w:t>
+      </w:r>
+      <w:proofErr w:type="gramEnd"/>
+      <w:r>
+        <w:t>章3.3和第二章7.5.3中所描述的无人驾驶制</w:t>
+      </w:r>
+    </w:p>
+    <w:p>
+      <w:r>
+        <w:rPr>
+          <w:rFonts w:hint="eastAsia"/>
+        </w:rPr>
+        <w:t>动动作。</w:t>
       </w:r>
       <w:r>
         <w:t xml:space="preserve"> </w:t>
@@ -1882,47 +1779,15 @@
     </w:p>
     <w:p>
       <w:r>
-        <w:t>3.1.7 EBS 释放点必须安装在靠近 ASMS 的位置，或安装在靠近车辆中心线的前隔板和前环之</w:t>
-      </w:r>
-    </w:p>
-    <w:p>
-      <w:r>
-        <w:rPr>
-          <w:rFonts w:hint="eastAsia"/>
-        </w:rPr>
-        <w:t>间的车辆顶部。可通过最多两个简单的推</w:t>
-      </w:r>
-      <w:r>
-        <w:t>/拉 和/或 转动操作进行操作，这些操作的顺序和方</w:t>
-      </w:r>
-    </w:p>
-    <w:p>
-      <w:r>
-        <w:rPr>
-          <w:rFonts w:hint="eastAsia"/>
-        </w:rPr>
-        <w:t>向必须显示在断开操作点旁边。断开操作点必须为红色。这个点必须被一个长度</w:t>
-      </w:r>
-      <w:r>
-        <w:t xml:space="preserve"> 100mm，宽 </w:t>
-      </w:r>
-    </w:p>
-    <w:p>
-      <w:r>
-        <w:t xml:space="preserve">20mm 的红色箭头与前头上带有白色“EBS release”的 文字标注。 </w:t>
-      </w:r>
-    </w:p>
-    <w:p>
-      <w:r>
-        <w:t>3.1.8 禁止在 EBS 的关键气路中使用任何快拆接头，并且任何使用同样能源储存设备并没有合</w:t>
-      </w:r>
-    </w:p>
-    <w:p>
-      <w:r>
-        <w:rPr>
-          <w:rFonts w:hint="eastAsia"/>
-        </w:rPr>
-        <w:t>适解耦的系统也禁止使用。</w:t>
+        <w:t>3.2.4 在 AS 切换至“AS Ready”前，必须存在一个初始状态检查来保证EBS和它的冗余系统</w:t>
+      </w:r>
+    </w:p>
+    <w:p>
+      <w:r>
+        <w:rPr>
+          <w:rFonts w:hint="eastAsia"/>
+        </w:rPr>
+        <w:t>可以像期望的一样建立制动压力。</w:t>
       </w:r>
       <w:r>
         <w:t xml:space="preserve"> </w:t>
@@ -1930,20 +1795,25 @@
     </w:p>
     <w:p>
       <w:r>
-        <w:t xml:space="preserve">3.2 安全性功能 </w:t>
-      </w:r>
-    </w:p>
-    <w:p>
-      <w:r>
-        <w:t>3.2.1 由于 EBS 的安全关键特性的考虑，系统必须能够保持完整的功能性，也可以在任何一个</w:t>
-      </w:r>
-    </w:p>
-    <w:p>
-      <w:r>
-        <w:rPr>
-          <w:rFonts w:hint="eastAsia"/>
-        </w:rPr>
-        <w:t>失效模式下使赛车自动切换进入安全状态。</w:t>
+        <w:t xml:space="preserve">3.2.5 驱动系统不被认为成制动系统。 </w:t>
+      </w:r>
+    </w:p>
+    <w:p>
+      <w:r>
+        <w:t xml:space="preserve">3.2.6 如果确保存在双向监测，行车制动可以认为是一套冗余系统。 </w:t>
+      </w:r>
+    </w:p>
+    <w:p>
+      <w:r>
+        <w:t>3.2.7 如果 EBS 检测到失效，驾驶舱内必须有个阳光下清晰可见，并带有“EBS”文字标注的</w:t>
+      </w:r>
+    </w:p>
+    <w:p>
+      <w:r>
+        <w:rPr>
+          <w:rFonts w:hint="eastAsia"/>
+        </w:rPr>
+        <w:t>红色指示灯亮起。</w:t>
       </w:r>
       <w:r>
         <w:t xml:space="preserve"> </w:t>
@@ -1951,75 +1821,6 @@
     </w:p>
     <w:p>
       <w:r>
-        <w:t xml:space="preserve">3.2.2 安全状态是指赛车静止，制动激活以防止赛车移动并且安全回路断开。 </w:t>
-      </w:r>
-    </w:p>
-    <w:p>
-      <w:r>
-        <w:t xml:space="preserve">~ 125 ~ </w:t>
-      </w:r>
-    </w:p>
-    <w:p>
-      <w:r>
-        <w:t>3.2.3 确保进入安全状态，赛车必须表现规则第六章3.3和第二章7.5.3中所描述的无人驾驶制</w:t>
-      </w:r>
-    </w:p>
-    <w:p>
-      <w:r>
-        <w:rPr>
-          <w:rFonts w:hint="eastAsia"/>
-        </w:rPr>
-        <w:t>动动作。</w:t>
-      </w:r>
-      <w:r>
-        <w:t xml:space="preserve"> </w:t>
-      </w:r>
-    </w:p>
-    <w:p>
-      <w:r>
-        <w:lastRenderedPageBreak/>
-        <w:t>3.2.4 在 AS 切换至“AS Ready”前，必须存在一个初始状态检查来保证EBS和它的冗余系统</w:t>
-      </w:r>
-    </w:p>
-    <w:p>
-      <w:r>
-        <w:rPr>
-          <w:rFonts w:hint="eastAsia"/>
-        </w:rPr>
-        <w:t>可以像期望的一样建立制动压力。</w:t>
-      </w:r>
-      <w:r>
-        <w:t xml:space="preserve"> </w:t>
-      </w:r>
-    </w:p>
-    <w:p>
-      <w:r>
-        <w:t xml:space="preserve">3.2.5 驱动系统不被认为成制动系统。 </w:t>
-      </w:r>
-    </w:p>
-    <w:p>
-      <w:r>
-        <w:t xml:space="preserve">3.2.6 如果确保存在双向监测，行车制动可以认为是一套冗余系统。 </w:t>
-      </w:r>
-    </w:p>
-    <w:p>
-      <w:r>
-        <w:t>3.2.7 如果 EBS 检测到失效，驾驶舱内必须有个阳光下清晰可见，并带有“EBS”文字标注的</w:t>
-      </w:r>
-    </w:p>
-    <w:p>
-      <w:r>
-        <w:rPr>
-          <w:rFonts w:hint="eastAsia"/>
-        </w:rPr>
-        <w:t>红色指示灯亮起。</w:t>
-      </w:r>
-      <w:r>
-        <w:t xml:space="preserve"> </w:t>
-      </w:r>
-    </w:p>
-    <w:p>
-      <w:r>
         <w:t>3.2.8 如果在通过初始检查程序后切断了第六章3.1.2中定义的供电路径，则EBS被视为“已激</w:t>
       </w:r>
     </w:p>
@@ -2028,7 +1829,21 @@
         <w:rPr>
           <w:rFonts w:hint="eastAsia"/>
         </w:rPr>
-        <w:t>活”，只有通过操作第六章</w:t>
+        <w:t>活</w:t>
+      </w:r>
+      <w:proofErr w:type="gramStart"/>
+      <w:r>
+        <w:rPr>
+          <w:rFonts w:hint="eastAsia"/>
+        </w:rPr>
+        <w:t>”</w:t>
+      </w:r>
+      <w:proofErr w:type="gramEnd"/>
+      <w:r>
+        <w:rPr>
+          <w:rFonts w:hint="eastAsia"/>
+        </w:rPr>
+        <w:t>，只有通过操作第六章</w:t>
       </w:r>
       <w:r>
         <w:t xml:space="preserve">3.1.7中定义的释放点才能释放制动器。 </w:t>

--- a/EBS/EBS功能说明（2026）.docx
+++ b/EBS/EBS功能说明（2026）.docx
@@ -2,6 +2,11 @@
 <file path=word/document.xml><?xml version="1.0" encoding="utf-8"?>
 <w:document xmlns:wpc="http://schemas.microsoft.com/office/word/2010/wordprocessingCanvas" xmlns:cx="http://schemas.microsoft.com/office/drawing/2014/chartex" xmlns:cx1="http://schemas.microsoft.com/office/drawing/2015/9/8/chartex" xmlns:cx2="http://schemas.microsoft.com/office/drawing/2015/10/21/chartex" xmlns:cx3="http://schemas.microsoft.com/office/drawing/2016/5/9/chartex" xmlns:cx4="http://schemas.microsoft.com/office/drawing/2016/5/10/chartex" xmlns:cx5="http://schemas.microsoft.com/office/drawing/2016/5/11/chartex" xmlns:cx6="http://schemas.microsoft.com/office/drawing/2016/5/12/chartex" xmlns:cx7="http://schemas.microsoft.com/office/drawing/2016/5/13/chartex" xmlns:cx8="http://schemas.microsoft.com/office/drawing/2016/5/14/chartex" xmlns:mc="http://schemas.openxmlformats.org/markup-compatibility/2006" xmlns:aink="http://schemas.microsoft.com/office/drawing/2016/ink" xmlns:am3d="http://schemas.microsoft.com/office/drawing/2017/model3d" xmlns:o="urn:schemas-microsoft-com:office:office" xmlns:r="http://schemas.openxmlformats.org/officeDocument/2006/relationships" xmlns:m="http://schemas.openxmlformats.org/officeDocument/2006/math" xmlns:v="urn:schemas-microsoft-com:vml" xmlns:wp14="http://schemas.microsoft.com/office/word/2010/wordprocessingDrawing" xmlns:wp="http://schemas.openxmlformats.org/drawingml/2006/wordprocessingDrawing" xmlns:w10="urn:schemas-microsoft-com:office:word" xmlns:w="http://schemas.openxmlformats.org/wordprocessingml/2006/main" xmlns:w14="http://schemas.microsoft.com/office/word/2010/wordml" xmlns:w15="http://schemas.microsoft.com/office/word/2012/wordml" xmlns:w16cex="http://schemas.microsoft.com/office/word/2018/wordml/cex" xmlns:w16cid="http://schemas.microsoft.com/office/word/2016/wordml/cid" xmlns:w16="http://schemas.microsoft.com/office/word/2018/wordml" xmlns:w16sdtdh="http://schemas.microsoft.com/office/word/2020/wordml/sdtdatahash" xmlns:w16se="http://schemas.microsoft.com/office/word/2015/wordml/symex" xmlns:wpg="http://schemas.microsoft.com/office/word/2010/wordprocessingGroup" xmlns:wpi="http://schemas.microsoft.com/office/word/2010/wordprocessingInk" xmlns:wne="http://schemas.microsoft.com/office/word/2006/wordml" xmlns:wps="http://schemas.microsoft.com/office/word/2010/wordprocessingShape" mc:Ignorable="w14 w15 w16se w16cid w16 w16cex w16sdtdh wp14">
   <w:body>
+    <w:p>
+      <w:r>
+        <w:t>2026年10月16日校订  以2026年10月4日EBS说明和当前网表为准：EBS_PWR/EBS_WORK及RLY1主支路24 V，SDC_IN经外部DCDC为12 V、RLY2为12 V。删除EBS/RES双健康等待监测，实际故障锁存保留；TSMS前建立VCU RES_ERROR健康12 V。以下旧规则摘录仅供历史背景，不构成2026规则逐条审查或整车验收结论。</w:t>
+      </w:r>
+    </w:p>
     <w:p>
       <w:pPr>
         <w:ind w:firstLineChars="200" w:firstLine="440"/>
@@ -261,7 +266,7 @@
           <w:rFonts w:ascii="微软雅黑" w:eastAsia="微软雅黑" w:hAnsi="微软雅黑"/>
           <w:sz w:val="21"/>
         </w:rPr>
-        <w:t>EBS触发：EBS_TRIG（VCU 12 V高有效，经12 V→5 V输入调理）</w:t>
+        <w:t>EBS触发：外部VCU 12 V高有效命令先经基板R7/D21/R41调理，本板EBS_TRIG为约4.7 V高有效逻辑</w:t>
       </w:r>
     </w:p>
     <w:p>
@@ -342,17 +347,14 @@
         <w:rPr>
           <w:rFonts w:hint="eastAsia"/>
         </w:rPr>
-        <w:t>安全回路输出</w:t>
-      </w:r>
-      <w:r>
-        <w:rPr>
-          <w:rFonts w:hint="eastAsia"/>
-        </w:rPr>
-        <w:t>:</w:t>
-      </w:r>
-      <w:r>
-        <w:t>SDC_OUT</w:t>
-      </w:r>
+        <w:t>安全回路输入SDC_IN用于驱动RLY2；现网表未引出名为SDC_OUT的独立连接器输出</w:t>
+      </w:r>
+      <w:r>
+        <w:rPr>
+          <w:rFonts w:hint="eastAsia"/>
+        </w:rPr>
+      </w:r>
+      <w:r/>
     </w:p>
     <w:p>
       <w:r>
@@ -385,7 +387,7 @@
         <w:rPr>
           <w:rFonts w:hint="eastAsia"/>
         </w:rPr>
-        <w:t>板子上电时解除刹车</w:t>
+        <w:t>电气上电仅建立释放许可；已激活的EBS机械保持须按人工释放流程解除，不允许上电自动释放</w:t>
       </w:r>
     </w:p>
     <w:p>
@@ -401,24 +403,21 @@
         <w:rPr>
           <w:rFonts w:hint="eastAsia"/>
         </w:rPr>
-        <w:t>板子电压异常时接通外部电容，通过</w:t>
-      </w:r>
-      <w:r>
-        <w:rPr>
-          <w:rFonts w:hint="eastAsia"/>
-        </w:rPr>
-        <w:t>DCDC</w:t>
-      </w:r>
-      <w:r>
-        <w:t>后驱动继电器刹车</w:t>
-      </w:r>
-    </w:p>
-    <w:p>
-      <w:r>
-        <w:rPr>
-          <w:rFonts w:hint="eastAsia"/>
-        </w:rPr>
-        <w:t>气压异常时刹车</w:t>
+        <w:t>备用电容供电与欠压动作属于待核对系统需求，当前网表及实物闭环未确认，不能列为已实现功能</w:t>
+      </w:r>
+      <w:r>
+        <w:rPr>
+          <w:rFonts w:hint="eastAsia"/>
+        </w:rPr>
+      </w:r>
+      <w:r/>
+    </w:p>
+    <w:p>
+      <w:r>
+        <w:rPr>
+          <w:rFonts w:hint="eastAsia"/>
+        </w:rPr>
+        <w:t>气压异常制动由整车气路/控制实现，板卡独立检测路径尚需核对，不列为本板已验证功能</w:t>
       </w:r>
     </w:p>
     <w:p>
@@ -434,11 +433,9 @@
         <w:rPr>
           <w:rFonts w:hint="eastAsia"/>
         </w:rPr>
-        <w:t>EBS</w:t>
-      </w:r>
-      <w:r>
-        <w:t>复位时解除刹车</w:t>
-      </w:r>
+        <w:t>电气复位仅在故障解除后恢复许可，不代替EBS机械释放或AS Ready前检查</w:t>
+      </w:r>
+      <w:r/>
     </w:p>
     <w:p>
       <w:r>
@@ -759,7 +756,7 @@
                 <w:rFonts w:ascii="微软雅黑" w:eastAsia="微软雅黑" w:hAnsi="微软雅黑"/>
                 <w:sz w:val="19"/>
               </w:rPr>
-              <w:t>VCU 12 V</w:t>
+              <w:t>板端5 V逻辑高有效；外部12 V命令须先经基板R7/D21/R41调理至约4.7 V</w:t>
             </w:r>
             <w:proofErr w:type="gramStart"/>
             <w:r>
@@ -767,7 +764,6 @@
                 <w:rFonts w:ascii="微软雅黑" w:eastAsia="微软雅黑" w:hAnsi="微软雅黑"/>
                 <w:sz w:val="19"/>
               </w:rPr>
-              <w:t>高有效</w:t>
             </w:r>
             <w:proofErr w:type="gramEnd"/>
             <w:r>
@@ -775,7 +771,6 @@
                 <w:rFonts w:ascii="微软雅黑" w:eastAsia="微软雅黑" w:hAnsi="微软雅黑"/>
                 <w:sz w:val="19"/>
               </w:rPr>
-              <w:t>触发；须经12 V→5 V调理后进入施密特反相器</w:t>
             </w:r>
           </w:p>
         </w:tc>
@@ -959,7 +954,7 @@
                 <w:rFonts w:ascii="微软雅黑" w:eastAsia="微软雅黑" w:hAnsi="微软雅黑"/>
                 <w:sz w:val="19"/>
               </w:rPr>
-              <w:t>安全回路电压；名义24 V，掉电时RLY2释放</w:t>
+              <w:t>安全回路经外部DCDC后12 V，驱动12 V线圈RLY2；掉电释放</w:t>
             </w:r>
           </w:p>
         </w:tc>
@@ -1464,14 +1459,13 @@
           <w:b/>
           <w:sz w:val="21"/>
         </w:rPr>
-        <w:t>必须关闭：</w:t>
+        <w:t>必须关闭：VCU_WDI由VCU直接推挽输出0–5 V、10 Hz方波，可直接进入5 V供电的UCC2946；外部EBS_TRIG命令为12 V高有效，由基板R7/D21/R41调理至约4.7 V后进入本板5 V逻辑域；VCU_FB、EBS_CHECK须验证0/12 V门限、极性、源阻抗和短路电流。</w:t>
       </w:r>
       <w:r>
         <w:rPr>
           <w:rFonts w:ascii="微软雅黑" w:eastAsia="微软雅黑" w:hAnsi="微软雅黑"/>
           <w:sz w:val="21"/>
         </w:rPr>
-        <w:t>VCU_WDI由VCU直接推挽输出0–5 V、10 Hz方波，可直接进入5 V供电的UCC2946；EBS_TRIG为12 V高有效，须经12 V→5 V输入调理；VCU_FB、EBS_CHECK须验证0/12 V门限、极性、源阻抗和短路电流。</w:t>
       </w:r>
     </w:p>
     <w:p>
